--- a/applications/arc-ai-wine-app-growth-marketer/resume.docx
+++ b/applications/arc-ai-wine-app-growth-marketer/resume.docx
@@ -80,7 +80,7 @@
           <w:i w:val="0"/>
           <w:color w:val="1A1A1A"/>
         </w:rPr>
-        <w:t>Performance marketer and founder who runs paid acquisition with startup budgets in mind. Meta Ads certified, with hands-on campaign management across Meta, Google Ads, and LinkedIn: at Level Agency I managed ~3 accounts at $20K+/month in ad spend (peaking above $100K/month), set budgets, and A/B tested creative and audiences. I set up the tracking that makes paid spend measurable (Meta Pixel and conversion events, Google Ads conversions, GA4, UTM conventions) and write the copy and landing pages being tested.</w:t>
+        <w:t>Performance marketer and founder who runs paid acquisition with startup budgets in mind. Meta Ads certified and hands-on in Ads Manager, with campaign experience across Meta/Instagram, Google Ads, LinkedIn, and app-install and TikTok work. At Level Agency I managed ~3 accounts at $20K+/month in ad spend (peaking above $100K/month), set budgets, and A/B tested creative and audiences. I set up the tracking that makes paid spend measurable (Meta Pixel and conversion events, Google Ads conversions, GA4, UTM conventions) and write the copy and landing pages being tested.</w:t>
       </w:r>
     </w:p>
     <w:p>
@@ -597,7 +597,7 @@
           <w:i w:val="0"/>
           <w:color w:val="1A1A1A"/>
         </w:rPr>
-        <w:t>Meta / Instagram Ads (certified), Google Ads, LinkedIn Ads, Budget Planning &amp; Allocation, Creative, Copy &amp; Audience A/B Testing</w:t>
+        <w:t>Meta / Instagram Ads Manager (certified), App-Install &amp; TikTok Campaigns, Google Ads, LinkedIn Ads, Budget Planning &amp; Creative/Copy A/B Testing</w:t>
       </w:r>
     </w:p>
     <w:p>

--- a/applications/arc-ai-wine-app-growth-marketer/resume.docx
+++ b/applications/arc-ai-wine-app-growth-marketer/resume.docx
@@ -536,30 +536,6 @@
     </w:p>
     <w:p>
       <w:pPr>
-        <w:spacing w:after="30"/>
-        <w:ind w:left="259" w:hanging="259"/>
-      </w:pPr>
-      <w:r>
-        <w:rPr>
-          <w:rFonts w:ascii="Calibri" w:hAnsi="Calibri"/>
-          <w:b w:val="0"/>
-          <w:i w:val="0"/>
-          <w:color w:val="163A5F"/>
-        </w:rPr>
-        <w:t xml:space="preserve">•  </w:t>
-      </w:r>
-      <w:r>
-        <w:rPr>
-          <w:rFonts w:ascii="Calibri" w:hAnsi="Calibri"/>
-          <w:b w:val="0"/>
-          <w:i w:val="0"/>
-          <w:color w:val="1A1A1A"/>
-        </w:rPr>
-        <w:t>Advised on A/B testing strategy, defining test structure and success criteria.</w:t>
-      </w:r>
-    </w:p>
-    <w:p>
-      <w:pPr>
         <w:spacing w:before="140" w:after="60"/>
         <w:pBdr>
           <w:bottom w:val="single" w:sz="6" w:space="2" w:color="163a5f"/>
